--- a/public/2026/projets/FICHE_S5-A02_Parametrage_4eme.docx
+++ b/public/2026/projets/FICHE_S5-A02_Parametrage_4eme.docx
@@ -211,32 +211,6 @@
                 <w:szCs w:val="15"/>
               </w:rPr>
               <w:t xml:space="preserve">ACTIVITÉ N°02  ·  S27</w:t>
-            </w:r>
-          </w:p>
-          <w:p>
-            <w:pPr>
-              <w:spacing w:after="0"/>
-            </w:pPr>
-            <w:r>
-              <w:rPr>
-                <w:rFonts w:ascii="Arial" w:cs="Arial" w:eastAsia="Arial" w:hAnsi="Arial"/>
-                <w:sz w:val="14"/>
-                <w:szCs w:val="14"/>
-              </w:rPr>
-              <w:t xml:space="preserve">NOM : ..............................</w:t>
-            </w:r>
-          </w:p>
-          <w:p>
-            <w:pPr>
-              <w:spacing w:after="0"/>
-            </w:pPr>
-            <w:r>
-              <w:rPr>
-                <w:rFonts w:ascii="Arial" w:cs="Arial" w:eastAsia="Arial" w:hAnsi="Arial"/>
-                <w:sz w:val="14"/>
-                <w:szCs w:val="14"/>
-              </w:rPr>
-              <w:t xml:space="preserve">PRÉNOM : .........................</w:t>
             </w:r>
           </w:p>
         </w:tc>
@@ -2845,7 +2819,7 @@
     </w:p>
     <w:p>
       <w:pPr>
-        <w:spacing w:after="48" w:before="50"/>
+        <w:spacing w:after="230" w:before="50"/>
       </w:pPr>
       <w:r>
         <w:rPr>
@@ -2857,12 +2831,12 @@
           <w:sz w:val="24"/>
           <w:szCs w:val="24"/>
         </w:rPr>
-        <w:t xml:space="preserve">Décrire un motif par des paramètres est plus rapide que le dessiner trou par trou, parce que ..........................................</w:t>
+        <w:t xml:space="preserve">Décrire un motif par des paramètres est plus rapide que le dessiner trou par trou, parce que .....................................................................................................................................</w:t>
       </w:r>
     </w:p>
     <w:p>
       <w:pPr>
-        <w:spacing w:after="128"/>
+        <w:spacing w:after="240"/>
       </w:pPr>
       <w:r>
         <w:rPr>
@@ -2874,7 +2848,7 @@
           <w:sz w:val="24"/>
           <w:szCs w:val="24"/>
         </w:rPr>
-        <w:t xml:space="preserve">..............................................................................</w:t>
+        <w:t xml:space="preserve">............................................................................................................................................</w:t>
       </w:r>
     </w:p>
     <w:p>

--- a/public/2026/projets/FICHE_S5-A02_Parametrage_4eme.docx
+++ b/public/2026/projets/FICHE_S5-A02_Parametrage_4eme.docx
@@ -1083,7 +1083,7 @@
                 <w:sz w:val="24"/>
                 <w:szCs w:val="24"/>
               </w:rPr>
-              <w:t xml:space="preserve">............</w:t>
+              <w:t xml:space="preserve">............................</w:t>
             </w:r>
           </w:p>
         </w:tc>
@@ -2352,7 +2352,7 @@
                 <w:sz w:val="24"/>
                 <w:szCs w:val="24"/>
               </w:rPr>
-              <w:t xml:space="preserve">..........</w:t>
+              <w:t xml:space="preserve">...............................</w:t>
             </w:r>
           </w:p>
         </w:tc>
@@ -2389,7 +2389,7 @@
                 <w:sz w:val="24"/>
                 <w:szCs w:val="24"/>
               </w:rPr>
-              <w:t xml:space="preserve">..........</w:t>
+              <w:t xml:space="preserve">...............................</w:t>
             </w:r>
           </w:p>
         </w:tc>
@@ -2426,7 +2426,7 @@
                 <w:sz w:val="24"/>
                 <w:szCs w:val="24"/>
               </w:rPr>
-              <w:t xml:space="preserve">..........</w:t>
+              <w:t xml:space="preserve">...............................</w:t>
             </w:r>
           </w:p>
         </w:tc>
@@ -2505,7 +2505,7 @@
                 <w:sz w:val="24"/>
                 <w:szCs w:val="24"/>
               </w:rPr>
-              <w:t xml:space="preserve">..........</w:t>
+              <w:t xml:space="preserve">...............................</w:t>
             </w:r>
           </w:p>
         </w:tc>
@@ -2542,7 +2542,7 @@
                 <w:sz w:val="24"/>
                 <w:szCs w:val="24"/>
               </w:rPr>
-              <w:t xml:space="preserve">..........</w:t>
+              <w:t xml:space="preserve">...............................</w:t>
             </w:r>
           </w:p>
         </w:tc>
@@ -2579,7 +2579,7 @@
                 <w:sz w:val="24"/>
                 <w:szCs w:val="24"/>
               </w:rPr>
-              <w:t xml:space="preserve">..........</w:t>
+              <w:t xml:space="preserve">...............................</w:t>
             </w:r>
           </w:p>
         </w:tc>
@@ -2654,7 +2654,7 @@
                 <w:sz w:val="24"/>
                 <w:szCs w:val="24"/>
               </w:rPr>
-              <w:t xml:space="preserve">..........</w:t>
+              <w:t xml:space="preserve">...............................</w:t>
             </w:r>
           </w:p>
         </w:tc>
@@ -2689,7 +2689,7 @@
                 <w:sz w:val="24"/>
                 <w:szCs w:val="24"/>
               </w:rPr>
-              <w:t xml:space="preserve">..........</w:t>
+              <w:t xml:space="preserve">...............................</w:t>
             </w:r>
           </w:p>
         </w:tc>
@@ -2724,7 +2724,7 @@
                 <w:sz w:val="24"/>
                 <w:szCs w:val="24"/>
               </w:rPr>
-              <w:t xml:space="preserve">..........</w:t>
+              <w:t xml:space="preserve">...............................</w:t>
             </w:r>
           </w:p>
         </w:tc>

--- a/public/2026/projets/FICHE_S5-A02_Parametrage_4eme.docx
+++ b/public/2026/projets/FICHE_S5-A02_Parametrage_4eme.docx
@@ -349,8 +349,37 @@
       <w:pPr>
         <w:keepNext/>
         <w:keepLines/>
+        <w:spacing w:after="60"/>
+      </w:pPr>
+    </w:p>
+    <w:p>
+      <w:pPr>
         <w:spacing w:after="128"/>
       </w:pPr>
+      <w:r>
+        <w:rPr>
+          <w:rFonts w:ascii="Arial" w:cs="Arial" w:eastAsia="Arial" w:hAnsi="Arial"/>
+          <w:b/>
+          <w:bCs/>
+          <w:i w:val="false"/>
+          <w:iCs w:val="false"/>
+          <w:sz w:val="24"/>
+          <w:szCs w:val="24"/>
+        </w:rPr>
+        <w:t xml:space="preserve">OBJECTIF — </w:t>
+      </w:r>
+      <w:r>
+        <w:rPr>
+          <w:rFonts w:ascii="Arial" w:cs="Arial" w:eastAsia="Arial" w:hAnsi="Arial"/>
+          <w:b w:val="false"/>
+          <w:bCs w:val="false"/>
+          <w:i w:val="false"/>
+          <w:iCs w:val="false"/>
+          <w:sz w:val="24"/>
+          <w:szCs w:val="24"/>
+        </w:rPr>
+        <w:t xml:space="preserve">Tu sauras décrire ton motif par trois paramètres et calculer son taux d'ajour.</w:t>
+      </w:r>
     </w:p>
     <w:tbl>
       <w:tblPr>
